--- a/tillsyn/A 11-2024 tillsynsbegäran.docx
+++ b/tillsyn/A 11-2024 tillsynsbegäran.docx
@@ -393,7 +393,7 @@
     <w:r>
       <w:tab/>
       <w:tab/>
-      <w:t>2026-09-14</w:t>
+      <w:t>2026-09-15</w:t>
       <w:br/>
       <w:br/>
     </w:r>

--- a/tillsyn/A 11-2024 tillsynsbegäran.docx
+++ b/tillsyn/A 11-2024 tillsynsbegäran.docx
@@ -393,7 +393,7 @@
     <w:r>
       <w:tab/>
       <w:tab/>
-      <w:t>2026-09-15</w:t>
+      <w:t>2026-09-16</w:t>
       <w:br/>
       <w:br/>
     </w:r>

--- a/tillsyn/A 11-2024 tillsynsbegäran.docx
+++ b/tillsyn/A 11-2024 tillsynsbegäran.docx
@@ -393,7 +393,7 @@
     <w:r>
       <w:tab/>
       <w:tab/>
-      <w:t>2026-09-16</w:t>
+      <w:t>2026-09-17</w:t>
       <w:br/>
       <w:br/>
     </w:r>

--- a/tillsyn/A 11-2024 tillsynsbegäran.docx
+++ b/tillsyn/A 11-2024 tillsynsbegäran.docx
@@ -393,7 +393,7 @@
     <w:r>
       <w:tab/>
       <w:tab/>
-      <w:t>2026-09-17</w:t>
+      <w:t>2026-09-18</w:t>
       <w:br/>
       <w:br/>
     </w:r>

--- a/tillsyn/A 11-2024 tillsynsbegäran.docx
+++ b/tillsyn/A 11-2024 tillsynsbegäran.docx
@@ -393,7 +393,7 @@
     <w:r>
       <w:tab/>
       <w:tab/>
-      <w:t>2026-09-18</w:t>
+      <w:t>2026-09-19</w:t>
       <w:br/>
       <w:br/>
     </w:r>

--- a/tillsyn/A 11-2024 tillsynsbegäran.docx
+++ b/tillsyn/A 11-2024 tillsynsbegäran.docx
@@ -393,7 +393,7 @@
     <w:r>
       <w:tab/>
       <w:tab/>
-      <w:t>2026-09-19</w:t>
+      <w:t>2026-09-21</w:t>
       <w:br/>
       <w:br/>
     </w:r>

--- a/tillsyn/A 11-2024 tillsynsbegäran.docx
+++ b/tillsyn/A 11-2024 tillsynsbegäran.docx
@@ -393,7 +393,7 @@
     <w:r>
       <w:tab/>
       <w:tab/>
-      <w:t>2026-09-21</w:t>
+      <w:t>2026-09-23</w:t>
       <w:br/>
       <w:br/>
     </w:r>

--- a/tillsyn/A 11-2024 tillsynsbegäran.docx
+++ b/tillsyn/A 11-2024 tillsynsbegäran.docx
@@ -393,7 +393,7 @@
     <w:r>
       <w:tab/>
       <w:tab/>
-      <w:t>2026-09-23</w:t>
+      <w:t>2026-09-24</w:t>
       <w:br/>
       <w:br/>
     </w:r>

--- a/tillsyn/A 11-2024 tillsynsbegäran.docx
+++ b/tillsyn/A 11-2024 tillsynsbegäran.docx
@@ -393,7 +393,7 @@
     <w:r>
       <w:tab/>
       <w:tab/>
-      <w:t>2026-09-24</w:t>
+      <w:t>2026-09-25</w:t>
       <w:br/>
       <w:br/>
     </w:r>

--- a/tillsyn/A 11-2024 tillsynsbegäran.docx
+++ b/tillsyn/A 11-2024 tillsynsbegäran.docx
@@ -393,7 +393,7 @@
     <w:r>
       <w:tab/>
       <w:tab/>
-      <w:t>2026-09-25</w:t>
+      <w:t>2026-09-26</w:t>
       <w:br/>
       <w:br/>
     </w:r>

--- a/tillsyn/A 11-2024 tillsynsbegäran.docx
+++ b/tillsyn/A 11-2024 tillsynsbegäran.docx
@@ -393,7 +393,7 @@
     <w:r>
       <w:tab/>
       <w:tab/>
-      <w:t>2026-09-26</w:t>
+      <w:t>2026-09-27</w:t>
       <w:br/>
       <w:br/>
     </w:r>

--- a/tillsyn/A 11-2024 tillsynsbegäran.docx
+++ b/tillsyn/A 11-2024 tillsynsbegäran.docx
@@ -393,7 +393,7 @@
     <w:r>
       <w:tab/>
       <w:tab/>
-      <w:t>2026-09-27</w:t>
+      <w:t>2026-09-28</w:t>
       <w:br/>
       <w:br/>
     </w:r>

--- a/tillsyn/A 11-2024 tillsynsbegäran.docx
+++ b/tillsyn/A 11-2024 tillsynsbegäran.docx
@@ -393,7 +393,7 @@
     <w:r>
       <w:tab/>
       <w:tab/>
-      <w:t>2026-09-28</w:t>
+      <w:t>2026-09-29</w:t>
       <w:br/>
       <w:br/>
     </w:r>

--- a/tillsyn/A 11-2024 tillsynsbegäran.docx
+++ b/tillsyn/A 11-2024 tillsynsbegäran.docx
@@ -393,7 +393,7 @@
     <w:r>
       <w:tab/>
       <w:tab/>
-      <w:t>2026-09-29</w:t>
+      <w:t>2026-09-30</w:t>
       <w:br/>
       <w:br/>
     </w:r>

--- a/tillsyn/A 11-2024 tillsynsbegäran.docx
+++ b/tillsyn/A 11-2024 tillsynsbegäran.docx
@@ -393,7 +393,7 @@
     <w:r>
       <w:tab/>
       <w:tab/>
-      <w:t>2026-09-30</w:t>
+      <w:t>2026-10-01</w:t>
       <w:br/>
       <w:br/>
     </w:r>

--- a/tillsyn/A 11-2024 tillsynsbegäran.docx
+++ b/tillsyn/A 11-2024 tillsynsbegäran.docx
@@ -22,7 +22,7 @@
       <w:r>
         <w:drawing>
           <wp:inline xmlns:a="http://schemas.openxmlformats.org/drawingml/2006/main" xmlns:pic="http://schemas.openxmlformats.org/drawingml/2006/picture">
-            <wp:extent cx="5486400" cy="3233394"/>
+            <wp:extent cx="5486400" cy="3352172"/>
             <wp:docPr id="1" name="Picture 1"/>
             <wp:cNvGraphicFramePr>
               <a:graphicFrameLocks noChangeAspect="1"/>
@@ -43,7 +43,7 @@
                   <pic:spPr>
                     <a:xfrm>
                       <a:off x="0" y="0"/>
-                      <a:ext cx="5486400" cy="3233394"/>
+                      <a:ext cx="5486400" cy="3352172"/>
                     </a:xfrm>
                     <a:prstGeom prst="rect"/>
                   </pic:spPr>
@@ -60,12 +60,12 @@
         <w:spacing w:after="240"/>
       </w:pPr>
       <w:r>
-        <w:t>Figur 1. Fyndplatser för naturvårdsarter inom 10 meter från avverkningsanmälan. Markörer utan svart kant är placerade på fyndplatsen. Markörer med svart kant är placerade vid sidan av fyndplatsen och har ett svart streck som visar fyndplatsens exakta position. Kartans mittpunktskoordinat är N 6632649, E 679726 i SWEREF 99 TM.</w:t>
+        <w:t>Figur 1. Fyndplatser för naturvårdsarter i och inom 10 meter från avverkningsanmälan. Markörer utan svart kant är placerade på fyndplatsen. Markörer med svart kant är placerade vid sidan av fyndplatsen och har ett svart streck som visar fyndplatsens exakta position. Kartans mittpunktskoordinat är N 6632649, E 679726 i SWEREF 99 TM.</w:t>
       </w:r>
     </w:p>
     <w:p>
       <w:r>
-        <w:t>Inom 10 meter från avverkningsanmälan finns fynd av 1 naturvårdsarter, varav 1 är rödlistad och 1 är fridlyst: talltita (NT, §4). Se Figur 1.</w:t>
+        <w:t>I och inom 10 meter från avverkningsanmälan finns fynd av 2 naturvårdsarter, varav 1 är rödlistad, 2 är fridlysta och 1 är typisk (T): talltita (NT, §4) och tjäder (T, §4). Se Figur 1.</w:t>
       </w:r>
     </w:p>
     <w:p>
@@ -108,6 +108,35 @@
       </w:r>
       <w:r>
         <w:t>, rödlistad som nära hotad och prioriterad art i Skogsvårdslagen, har häckningsrevir i anmälan. Arten har minskat kraftigt de senaste 30 åren och minskningstakten innevarande 10-årsperiod beräknas till 20 (10–30) %. Talltitan är synnerligen trogen sitt cirka 15 hektar stora revir och är beroende av flerskiktade olikåldriga skogar för att kunna föda upp sina ungar. Talltitan försvinner om dess livsmiljö kalavverkas (Eggers &amp; Low, 2014; Ekman, 1979; Griesser et al, 2007; Klein, 2020; Siffczyk et al, 2003; SLU Artdatabanken, 2021).</w:t>
+      </w:r>
+    </w:p>
+    <w:p>
+      <w:r>
+        <w:rPr>
+          <w:b/>
+        </w:rPr>
+        <w:t>Tjäder (§4)</w:t>
+      </w:r>
+      <w:r>
+        <w:t xml:space="preserve"> omfattas av bilaga 1 och 2 EU:s fågeldirektiv och är typisk art för </w:t>
+      </w:r>
+      <w:r>
+        <w:rPr>
+          <w:i/>
+        </w:rPr>
+        <w:t xml:space="preserve">9010 Taiga </w:t>
+      </w:r>
+      <w:r>
+        <w:t xml:space="preserve">och </w:t>
+      </w:r>
+      <w:r>
+        <w:rPr>
+          <w:i/>
+        </w:rPr>
+        <w:t>9740 Skogsbevuxen myr</w:t>
+      </w:r>
+      <w:r>
+        <w:t>. Tjädern är en utpräglad skogsfågel knuten till större sammanhängande barrskogsområden. Tupparna och hönorna utnyttjar till viss del olika miljöer, och habitatvalet varierar dessutom mellan olika delar av året. För att det ska finnas livskraftiga tjäderbestånd krävs funktionella skogslandskap med en blandning av uppvuxen, gles och luckig skog, täta sumpskogar, myrar och andra små våtmarker. Arten försvinner när skogen fragmenteras och den sammanlagda arealen hyggen och andra öppna områden blir för stor. Ett småskaligt och försiktigt virkesuttag genom hyggesfria metoder kan i vissa fall vara möjligt i området inom 200 m från lekcentrum. Längre ut från lekcentrum, inom 200–500 m bör den avverkade ytan inte överskrida 1 hektar för att undvika alltför stora och snabba förändringar (Skogsstyrelsen, 2019; SLU Artdatabanken, 2024).</w:t>
       </w:r>
     </w:p>
     <w:p>
@@ -265,6 +294,75 @@
         <w:t>SLU Artdatabanken, Uppsala</w:t>
       </w:r>
     </w:p>
+    <w:p>
+      <w:pPr>
+        <w:pStyle w:val="Heading1"/>
+      </w:pPr>
+      <w:r>
+        <w:t>Tjäder – ekologi samt krav på livsmiljön</w:t>
+      </w:r>
+    </w:p>
+    <w:p>
+      <w:r>
+        <w:t xml:space="preserve">Tjäder (§4) omfattas av bilaga 1 och 2 EU:s fågeldirektiv och är typisk art för </w:t>
+      </w:r>
+      <w:r>
+        <w:rPr>
+          <w:i/>
+        </w:rPr>
+        <w:t xml:space="preserve">9010 Taiga </w:t>
+      </w:r>
+      <w:r>
+        <w:t xml:space="preserve">och </w:t>
+      </w:r>
+      <w:r>
+        <w:rPr>
+          <w:i/>
+        </w:rPr>
+        <w:t>9740 Skogsbevuxen myr</w:t>
+      </w:r>
+      <w:r>
+        <w:t>. Tjädern är en utpräglad skogsfågel knuten till större sammanhängande barrskogsområden. Tupparna och hönorna utnyttjar till viss del olika miljöer, och habitatvalet varierar dessutom mellan olika delar av året. För att det ska finnas livskraftiga tjäderbestånd krävs funktionella skogslandskap med en blandning av uppvuxen, gles och luckig skog, täta sumpskogar, myrar och andra små våtmarker (Skogsstyrelsen, 2019; SLU Artdatabanken 2024).</w:t>
+      </w:r>
+    </w:p>
+    <w:p>
+      <w:r>
+        <w:t>Arten försvinner när skogen fragmenteras och den sammanlagda arealen hyggen och andra öppna områden blir för stor. Ett småskaligt och försiktigt virkesuttag genom hyggesfria metoder kan i vissa fall vara möjligt i området inom 200 m från lekcentrum. Längre ut från lekcentrum, inom 200–500 m bör den avverkade ytan inte överskrida 1 hektar för att undvika alltför stora och snabba förändringar (Skogsstyrelsen, 2019).</w:t>
+      </w:r>
+    </w:p>
+    <w:p>
+      <w:pPr>
+        <w:pStyle w:val="Heading2"/>
+      </w:pPr>
+      <w:r>
+        <w:t>Referenser – tjäder</w:t>
+      </w:r>
+    </w:p>
+    <w:p>
+      <w:r>
+        <w:t xml:space="preserve">Skogsstyrelsen, 2019. </w:t>
+      </w:r>
+      <w:r>
+        <w:rPr>
+          <w:i/>
+        </w:rPr>
+        <w:t>Vägledning för hänsyn till fåglar – tjäder.</w:t>
+      </w:r>
+    </w:p>
+    <w:p>
+      <w:r>
+        <w:t xml:space="preserve">SLU Artdatabanken, 2024. </w:t>
+      </w:r>
+      <w:r>
+        <w:rPr>
+          <w:i/>
+        </w:rPr>
+        <w:t xml:space="preserve">Artfaktablad. Naturvård – artfakta. </w:t>
+      </w:r>
+      <w:r>
+        <w:t>SLU Artdatabanken, Uppsala</w:t>
+      </w:r>
+    </w:p>
     <w:sectPr>
       <w:headerReference w:type="even" r:id="rId8"/>
       <w:headerReference w:type="default" r:id="rId9"/>
@@ -393,7 +491,7 @@
     <w:r>
       <w:tab/>
       <w:tab/>
-      <w:t>2026-10-01</w:t>
+      <w:t>2026-10-02</w:t>
       <w:br/>
       <w:br/>
     </w:r>

--- a/tillsyn/A 11-2024 tillsynsbegäran.docx
+++ b/tillsyn/A 11-2024 tillsynsbegäran.docx
@@ -491,7 +491,7 @@
     <w:r>
       <w:tab/>
       <w:tab/>
-      <w:t>2026-10-02</w:t>
+      <w:t>2026-10-03</w:t>
       <w:br/>
       <w:br/>
     </w:r>

--- a/tillsyn/A 11-2024 tillsynsbegäran.docx
+++ b/tillsyn/A 11-2024 tillsynsbegäran.docx
@@ -491,7 +491,7 @@
     <w:r>
       <w:tab/>
       <w:tab/>
-      <w:t>2026-10-03</w:t>
+      <w:t>2026-10-04</w:t>
       <w:br/>
       <w:br/>
     </w:r>

--- a/tillsyn/A 11-2024 tillsynsbegäran.docx
+++ b/tillsyn/A 11-2024 tillsynsbegäran.docx
@@ -491,7 +491,7 @@
     <w:r>
       <w:tab/>
       <w:tab/>
-      <w:t>2026-10-04</w:t>
+      <w:t>2026-10-05</w:t>
       <w:br/>
       <w:br/>
     </w:r>

--- a/tillsyn/A 11-2024 tillsynsbegäran.docx
+++ b/tillsyn/A 11-2024 tillsynsbegäran.docx
@@ -491,7 +491,7 @@
     <w:r>
       <w:tab/>
       <w:tab/>
-      <w:t>2026-10-05</w:t>
+      <w:t>2026-10-06</w:t>
       <w:br/>
       <w:br/>
     </w:r>

--- a/tillsyn/A 11-2024 tillsynsbegäran.docx
+++ b/tillsyn/A 11-2024 tillsynsbegäran.docx
@@ -491,7 +491,7 @@
     <w:r>
       <w:tab/>
       <w:tab/>
-      <w:t>2026-10-06</w:t>
+      <w:t>2026-10-07</w:t>
       <w:br/>
       <w:br/>
     </w:r>

--- a/tillsyn/A 11-2024 tillsynsbegäran.docx
+++ b/tillsyn/A 11-2024 tillsynsbegäran.docx
@@ -491,7 +491,7 @@
     <w:r>
       <w:tab/>
       <w:tab/>
-      <w:t>2026-10-07</w:t>
+      <w:t>2026-10-08</w:t>
       <w:br/>
       <w:br/>
     </w:r>

--- a/tillsyn/A 11-2024 tillsynsbegäran.docx
+++ b/tillsyn/A 11-2024 tillsynsbegäran.docx
@@ -491,7 +491,7 @@
     <w:r>
       <w:tab/>
       <w:tab/>
-      <w:t>2026-10-08</w:t>
+      <w:t>2026-10-09</w:t>
       <w:br/>
       <w:br/>
     </w:r>

--- a/tillsyn/A 11-2024 tillsynsbegäran.docx
+++ b/tillsyn/A 11-2024 tillsynsbegäran.docx
@@ -491,7 +491,7 @@
     <w:r>
       <w:tab/>
       <w:tab/>
-      <w:t>2026-10-09</w:t>
+      <w:t>2026-10-10</w:t>
       <w:br/>
       <w:br/>
     </w:r>

--- a/tillsyn/A 11-2024 tillsynsbegäran.docx
+++ b/tillsyn/A 11-2024 tillsynsbegäran.docx
@@ -491,7 +491,7 @@
     <w:r>
       <w:tab/>
       <w:tab/>
-      <w:t>2026-10-10</w:t>
+      <w:t>2026-10-11</w:t>
       <w:br/>
       <w:br/>
     </w:r>

--- a/tillsyn/A 11-2024 tillsynsbegäran.docx
+++ b/tillsyn/A 11-2024 tillsynsbegäran.docx
@@ -491,7 +491,7 @@
     <w:r>
       <w:tab/>
       <w:tab/>
-      <w:t>2026-10-11</w:t>
+      <w:t>2026-10-12</w:t>
       <w:br/>
       <w:br/>
     </w:r>

--- a/tillsyn/A 11-2024 tillsynsbegäran.docx
+++ b/tillsyn/A 11-2024 tillsynsbegäran.docx
@@ -491,7 +491,7 @@
     <w:r>
       <w:tab/>
       <w:tab/>
-      <w:t>2026-10-12</w:t>
+      <w:t>2026-10-13</w:t>
       <w:br/>
       <w:br/>
     </w:r>

--- a/tillsyn/A 11-2024 tillsynsbegäran.docx
+++ b/tillsyn/A 11-2024 tillsynsbegäran.docx
@@ -491,7 +491,7 @@
     <w:r>
       <w:tab/>
       <w:tab/>
-      <w:t>2026-10-13</w:t>
+      <w:t>2026-10-14</w:t>
       <w:br/>
       <w:br/>
     </w:r>

--- a/tillsyn/A 11-2024 tillsynsbegäran.docx
+++ b/tillsyn/A 11-2024 tillsynsbegäran.docx
@@ -491,7 +491,7 @@
     <w:r>
       <w:tab/>
       <w:tab/>
-      <w:t>2026-10-14</w:t>
+      <w:t>2026-10-15</w:t>
       <w:br/>
       <w:br/>
     </w:r>

--- a/tillsyn/A 11-2024 tillsynsbegäran.docx
+++ b/tillsyn/A 11-2024 tillsynsbegäran.docx
@@ -491,7 +491,7 @@
     <w:r>
       <w:tab/>
       <w:tab/>
-      <w:t>2026-10-15</w:t>
+      <w:t>2026-10-16</w:t>
       <w:br/>
       <w:br/>
     </w:r>

--- a/tillsyn/A 11-2024 tillsynsbegäran.docx
+++ b/tillsyn/A 11-2024 tillsynsbegäran.docx
@@ -491,7 +491,7 @@
     <w:r>
       <w:tab/>
       <w:tab/>
-      <w:t>2026-10-16</w:t>
+      <w:t>2026-10-17</w:t>
       <w:br/>
       <w:br/>
     </w:r>

--- a/tillsyn/A 11-2024 tillsynsbegäran.docx
+++ b/tillsyn/A 11-2024 tillsynsbegäran.docx
@@ -491,7 +491,7 @@
     <w:r>
       <w:tab/>
       <w:tab/>
-      <w:t>2026-10-17</w:t>
+      <w:t>2026-10-18</w:t>
       <w:br/>
       <w:br/>
     </w:r>

--- a/tillsyn/A 11-2024 tillsynsbegäran.docx
+++ b/tillsyn/A 11-2024 tillsynsbegäran.docx
@@ -491,7 +491,7 @@
     <w:r>
       <w:tab/>
       <w:tab/>
-      <w:t>2026-10-18</w:t>
+      <w:t>2026-10-19</w:t>
       <w:br/>
       <w:br/>
     </w:r>

--- a/tillsyn/A 11-2024 tillsynsbegäran.docx
+++ b/tillsyn/A 11-2024 tillsynsbegäran.docx
@@ -491,7 +491,7 @@
     <w:r>
       <w:tab/>
       <w:tab/>
-      <w:t>2026-10-19</w:t>
+      <w:t>2026-10-20</w:t>
       <w:br/>
       <w:br/>
     </w:r>

--- a/tillsyn/A 11-2024 tillsynsbegäran.docx
+++ b/tillsyn/A 11-2024 tillsynsbegäran.docx
@@ -491,7 +491,7 @@
     <w:r>
       <w:tab/>
       <w:tab/>
-      <w:t>2026-10-20</w:t>
+      <w:t>2026-10-21</w:t>
       <w:br/>
       <w:br/>
     </w:r>

--- a/tillsyn/A 11-2024 tillsynsbegäran.docx
+++ b/tillsyn/A 11-2024 tillsynsbegäran.docx
@@ -491,7 +491,7 @@
     <w:r>
       <w:tab/>
       <w:tab/>
-      <w:t>2026-10-21</w:t>
+      <w:t>2026-10-22</w:t>
       <w:br/>
       <w:br/>
     </w:r>

--- a/tillsyn/A 11-2024 tillsynsbegäran.docx
+++ b/tillsyn/A 11-2024 tillsynsbegäran.docx
@@ -491,7 +491,7 @@
     <w:r>
       <w:tab/>
       <w:tab/>
-      <w:t>2026-10-22</w:t>
+      <w:t>2026-10-23</w:t>
       <w:br/>
       <w:br/>
     </w:r>

--- a/tillsyn/A 11-2024 tillsynsbegäran.docx
+++ b/tillsyn/A 11-2024 tillsynsbegäran.docx
@@ -491,7 +491,7 @@
     <w:r>
       <w:tab/>
       <w:tab/>
-      <w:t>2026-10-23</w:t>
+      <w:t>2026-10-24</w:t>
       <w:br/>
       <w:br/>
     </w:r>

--- a/tillsyn/A 11-2024 tillsynsbegäran.docx
+++ b/tillsyn/A 11-2024 tillsynsbegäran.docx
@@ -491,7 +491,7 @@
     <w:r>
       <w:tab/>
       <w:tab/>
-      <w:t>2026-10-24</w:t>
+      <w:t>2026-10-25</w:t>
       <w:br/>
       <w:br/>
     </w:r>

--- a/tillsyn/A 11-2024 tillsynsbegäran.docx
+++ b/tillsyn/A 11-2024 tillsynsbegäran.docx
@@ -491,7 +491,7 @@
     <w:r>
       <w:tab/>
       <w:tab/>
-      <w:t>2026-10-25</w:t>
+      <w:t>2026-10-26</w:t>
       <w:br/>
       <w:br/>
     </w:r>

--- a/tillsyn/A 11-2024 tillsynsbegäran.docx
+++ b/tillsyn/A 11-2024 tillsynsbegäran.docx
@@ -491,7 +491,7 @@
     <w:r>
       <w:tab/>
       <w:tab/>
-      <w:t>2026-10-26</w:t>
+      <w:t>2026-10-27</w:t>
       <w:br/>
       <w:br/>
     </w:r>

--- a/tillsyn/A 11-2024 tillsynsbegäran.docx
+++ b/tillsyn/A 11-2024 tillsynsbegäran.docx
@@ -491,7 +491,7 @@
     <w:r>
       <w:tab/>
       <w:tab/>
-      <w:t>2026-10-27</w:t>
+      <w:t>2026-10-28</w:t>
       <w:br/>
       <w:br/>
     </w:r>

--- a/tillsyn/A 11-2024 tillsynsbegäran.docx
+++ b/tillsyn/A 11-2024 tillsynsbegäran.docx
@@ -491,7 +491,7 @@
     <w:r>
       <w:tab/>
       <w:tab/>
-      <w:t>2026-10-28</w:t>
+      <w:t>2026-10-29</w:t>
       <w:br/>
       <w:br/>
     </w:r>

--- a/tillsyn/A 11-2024 tillsynsbegäran.docx
+++ b/tillsyn/A 11-2024 tillsynsbegäran.docx
@@ -491,7 +491,7 @@
     <w:r>
       <w:tab/>
       <w:tab/>
-      <w:t>2026-10-29</w:t>
+      <w:t>2026-10-31</w:t>
       <w:br/>
       <w:br/>
     </w:r>
